--- a/sirnash-v-malkamu-evidentiary-hearing/שאלות_לדיון_ההוכחות_22.9.26.docx
+++ b/sirnash-v-malkamu-evidentiary-hearing/שאלות_לדיון_ההוכחות_22.9.26.docx
@@ -3432,7 +3432,7 @@
                 <w:szCs w:val="21"/>
                 <w:rtl/>
               </w:rPr>
-              <w:t xml:space="preserve">[להשלים לפי הבירור בסעיף 7.1]. חובה שהתשובה תהיה מדויקת ונתמכת.</w:t>
+              <w:t xml:space="preserve">[להשלים לאחר בירור עם התובעת: מי הפקיד כל סכום. ייתכן שחלק מההפקדות הן משכורת מתן חן שאינה משולמת בהעברה בנקאית]. חובה שהתשובה תהיה מדויקת ונתמכת באסמכתא.</w:t>
             </w:r>
           </w:p>
         </w:tc>
